--- a/grade8/Fluency-Lab-Package/module-materials/Module-8-Expressions/FluencyLab_M8_Core_Light.docx
+++ b/grade8/Fluency-Lab-Package/module-materials/Module-8-Expressions/FluencyLab_M8_Core_Light.docx
@@ -185,13 +185,20 @@
                 <w:sz w:val="24"/>
                 <w:szCs w:val="24"/>
               </w:rPr>
-              <w:t xml:space="preserve">2 + 3^2  =  2 + 9  =  11</w:t>
-            </w:r>
-          </w:p>
-          <w:p>
-            <w:pPr>
-              <w:spacing w:after="0" w:line="300"/>
-            </w:pPr>
+              <w:t xml:space="preserve">2 + 3</w:t>
+            </w:r>
+            <w:r>
+              <w:rPr>
+                <w:rFonts w:ascii="Consolas" w:cs="Consolas" w:eastAsia="Consolas" w:hAnsi="Consolas"/>
+                <w:b/>
+                <w:bCs/>
+                <w:color w:val="1A1A1A"/>
+                <w:sz w:val="32"/>
+                <w:szCs w:val="32"/>
+                <w:vertAlign w:val="superscript"/>
+              </w:rPr>
+              <w:t xml:space="preserve">2</w:t>
+            </w:r>
             <w:r>
               <w:rPr>
                 <w:rFonts w:ascii="Consolas" w:cs="Consolas" w:eastAsia="Consolas" w:hAnsi="Consolas"/>
@@ -201,7 +208,7 @@
                 <w:sz w:val="24"/>
                 <w:szCs w:val="24"/>
               </w:rPr>
-              <w:t xml:space="preserve">(3 + 4) × 2  =  7 × 2  =  14</w:t>
+              <w:t xml:space="preserve">  =  2 + 9  =  11</w:t>
             </w:r>
           </w:p>
           <w:p>
@@ -217,7 +224,23 @@
                 <w:sz w:val="24"/>
                 <w:szCs w:val="24"/>
               </w:rPr>
-              <w:t xml:space="preserve">2x + 1 ,  x = 3  →  2×3 + 1 = 7</w:t>
+              <w:t xml:space="preserve">(3 + 4) × 2  =  7 × 2  =  14</w:t>
+            </w:r>
+          </w:p>
+          <w:p>
+            <w:pPr>
+              <w:spacing w:after="0" w:line="300"/>
+            </w:pPr>
+            <w:r>
+              <w:rPr>
+                <w:rFonts w:ascii="Consolas" w:cs="Consolas" w:eastAsia="Consolas" w:hAnsi="Consolas"/>
+                <w:b/>
+                <w:bCs/>
+                <w:color w:val="1A1A1A"/>
+                <w:sz w:val="24"/>
+                <w:szCs w:val="24"/>
+              </w:rPr>
+              <w:t xml:space="preserve">If x = 3:  2x + 1  =  2×3 + 1  =  7</w:t>
             </w:r>
           </w:p>
         </w:tc>
@@ -236,7 +259,7 @@
           <w:sz w:val="26"/>
           <w:szCs w:val="26"/>
         </w:rPr>
-        <w:t xml:space="preserve">Copy the move — worked, then your turn</w:t>
+        <w:t xml:space="preserve">Worked example, then your turn</w:t>
       </w:r>
     </w:p>
     <w:tbl>
@@ -301,7 +324,7 @@
                 <w:sz w:val="23"/>
                 <w:szCs w:val="23"/>
               </w:rPr>
-              <w:t xml:space="preserve">3 + 4 × 2 = 11</w:t>
+              <w:t xml:space="preserve">3 + 4 × 2 = 3 + 8 = 11</w:t>
             </w:r>
           </w:p>
         </w:tc>
@@ -401,7 +424,53 @@
                 <w:sz w:val="23"/>
                 <w:szCs w:val="23"/>
               </w:rPr>
-              <w:t xml:space="preserve">(2 + 3)^2 ... (2+3)=5, 5^2 = 25</w:t>
+              <w:t xml:space="preserve">(2 + 3)</w:t>
+            </w:r>
+            <w:r>
+              <w:rPr>
+                <w:rFonts w:ascii="Consolas" w:cs="Consolas" w:eastAsia="Consolas" w:hAnsi="Consolas"/>
+                <w:b/>
+                <w:bCs/>
+                <w:color w:val="127A4F"/>
+                <w:sz w:val="31"/>
+                <w:szCs w:val="31"/>
+                <w:vertAlign w:val="superscript"/>
+              </w:rPr>
+              <w:t xml:space="preserve">2</w:t>
+            </w:r>
+            <w:r>
+              <w:rPr>
+                <w:rFonts w:ascii="Consolas" w:cs="Consolas" w:eastAsia="Consolas" w:hAnsi="Consolas"/>
+                <w:b/>
+                <w:bCs/>
+                <w:color w:val="127A4F"/>
+                <w:sz w:val="23"/>
+                <w:szCs w:val="23"/>
+              </w:rPr>
+              <w:t xml:space="preserve"> = 5</w:t>
+            </w:r>
+            <w:r>
+              <w:rPr>
+                <w:rFonts w:ascii="Consolas" w:cs="Consolas" w:eastAsia="Consolas" w:hAnsi="Consolas"/>
+                <w:b/>
+                <w:bCs/>
+                <w:color w:val="127A4F"/>
+                <w:sz w:val="31"/>
+                <w:szCs w:val="31"/>
+                <w:vertAlign w:val="superscript"/>
+              </w:rPr>
+              <w:t xml:space="preserve">2</w:t>
+            </w:r>
+            <w:r>
+              <w:rPr>
+                <w:rFonts w:ascii="Consolas" w:cs="Consolas" w:eastAsia="Consolas" w:hAnsi="Consolas"/>
+                <w:b/>
+                <w:bCs/>
+                <w:color w:val="127A4F"/>
+                <w:sz w:val="23"/>
+                <w:szCs w:val="23"/>
+              </w:rPr>
+              <w:t xml:space="preserve"> = 25</w:t>
             </w:r>
           </w:p>
         </w:tc>
@@ -501,7 +570,23 @@
                 <w:sz w:val="23"/>
                 <w:szCs w:val="23"/>
               </w:rPr>
-              <w:t xml:space="preserve">3x − 2 , x=4 → 10</w:t>
+              <w:t xml:space="preserve">If x = 4:  3x − 2</w:t>
+            </w:r>
+          </w:p>
+          <w:p>
+            <w:pPr>
+              <w:spacing w:after="0" w:line="300"/>
+            </w:pPr>
+            <w:r>
+              <w:rPr>
+                <w:rFonts w:ascii="Consolas" w:cs="Consolas" w:eastAsia="Consolas" w:hAnsi="Consolas"/>
+                <w:b/>
+                <w:bCs/>
+                <w:color w:val="127A4F"/>
+                <w:sz w:val="23"/>
+                <w:szCs w:val="23"/>
+              </w:rPr>
+              <w:t xml:space="preserve">= 3×4 − 2 = 10</w:t>
             </w:r>
           </w:p>
         </w:tc>
@@ -550,7 +635,7 @@
                 <w:sz w:val="23"/>
                 <w:szCs w:val="23"/>
               </w:rPr>
-              <w:t xml:space="preserve">2x + 7 , x = 5  =  ____</w:t>
+              <w:t xml:space="preserve">If x = 5:  2x + 7  =  ____</w:t>
             </w:r>
           </w:p>
         </w:tc>
@@ -626,7 +711,26 @@
                 <w:sz w:val="22"/>
                 <w:szCs w:val="22"/>
               </w:rPr>
-              <w:t xml:space="preserve">5^2  =  ______</w:t>
+              <w:t xml:space="preserve">5</w:t>
+            </w:r>
+            <w:r>
+              <w:rPr>
+                <w:rFonts w:ascii="Consolas" w:cs="Consolas" w:eastAsia="Consolas" w:hAnsi="Consolas"/>
+                <w:color w:val="1A1A1A"/>
+                <w:sz w:val="30"/>
+                <w:szCs w:val="30"/>
+                <w:vertAlign w:val="superscript"/>
+              </w:rPr>
+              <w:t xml:space="preserve">2</w:t>
+            </w:r>
+            <w:r>
+              <w:rPr>
+                <w:rFonts w:ascii="Consolas" w:cs="Consolas" w:eastAsia="Consolas" w:hAnsi="Consolas"/>
+                <w:color w:val="1A1A1A"/>
+                <w:sz w:val="22"/>
+                <w:szCs w:val="22"/>
+              </w:rPr>
+              <w:t xml:space="preserve">  =  ______</w:t>
             </w:r>
           </w:p>
         </w:tc>
@@ -751,7 +855,26 @@
                 <w:sz w:val="22"/>
                 <w:szCs w:val="22"/>
               </w:rPr>
-              <w:t xml:space="preserve">10 + 2^3  =  ______</w:t>
+              <w:t xml:space="preserve">10 + 2</w:t>
+            </w:r>
+            <w:r>
+              <w:rPr>
+                <w:rFonts w:ascii="Consolas" w:cs="Consolas" w:eastAsia="Consolas" w:hAnsi="Consolas"/>
+                <w:color w:val="1A1A1A"/>
+                <w:sz w:val="30"/>
+                <w:szCs w:val="30"/>
+                <w:vertAlign w:val="superscript"/>
+              </w:rPr>
+              <w:t xml:space="preserve">3</w:t>
+            </w:r>
+            <w:r>
+              <w:rPr>
+                <w:rFonts w:ascii="Consolas" w:cs="Consolas" w:eastAsia="Consolas" w:hAnsi="Consolas"/>
+                <w:color w:val="1A1A1A"/>
+                <w:sz w:val="22"/>
+                <w:szCs w:val="22"/>
+              </w:rPr>
+              <w:t xml:space="preserve">  =  ______</w:t>
             </w:r>
           </w:p>
         </w:tc>
@@ -794,7 +917,7 @@
                 <w:sz w:val="22"/>
                 <w:szCs w:val="22"/>
               </w:rPr>
-              <w:t xml:space="preserve">4x − 1 ,  x = 3  =  ______</w:t>
+              <w:t xml:space="preserve">If x = 3:  4x − 1 = ______</w:t>
             </w:r>
           </w:p>
         </w:tc>
@@ -835,7 +958,7 @@
                 <w:sz w:val="22"/>
                 <w:szCs w:val="22"/>
               </w:rPr>
-              <w:t xml:space="preserve">2a + b ,  a=5, b=2  =  ______</w:t>
+              <w:t xml:space="preserve">If a=5, b=2:  2a + b = ______</w:t>
             </w:r>
           </w:p>
         </w:tc>
